--- a/resume.docx
+++ b/resume.docx
@@ -272,20 +272,6 @@
         </w:rPr>
         <w:t xml:space="preserve">             在线动态简历：lingguixi1469.pages.dev</w:t>
       </w:r>
-    </w:p>
-    <w:p>
-      <w:pPr>
-        <w:pStyle w:val="2"/>
-        <w:spacing w:before="35" w:line="240" w:lineRule="auto"/>
-        <w:ind w:left="0" w:leftChars="0" w:firstLine="0" w:firstLineChars="0"/>
-        <w:jc w:val="both"/>
-        <w:rPr>
-          <w:rFonts w:hint="eastAsia" w:ascii="微软雅黑" w:hAnsi="微软雅黑" w:eastAsia="微软雅黑" w:cs="微软雅黑"/>
-          <w:sz w:val="20"/>
-          <w:szCs w:val="20"/>
-          <w:lang w:eastAsia="zh-CN"/>
-        </w:rPr>
-      </w:pPr>
     </w:p>
     <w:p>
       <w:pPr>
@@ -2567,6 +2553,16 @@
     </w:p>
     <w:p>
       <w:pPr>
+        <w:rPr>
+          <w:rFonts w:hint="eastAsia"/>
+          <w:lang w:val="en-US" w:eastAsia="zh-CN"/>
+        </w:rPr>
+      </w:pPr>
+      <w:bookmarkStart w:id="0" w:name="_GoBack"/>
+      <w:bookmarkEnd w:id="0"/>
+    </w:p>
+    <w:p>
+      <w:pPr>
         <w:pStyle w:val="2"/>
         <w:spacing w:line="240" w:lineRule="auto"/>
         <w:ind w:left="0" w:leftChars="0" w:firstLine="0" w:firstLineChars="0"/>
@@ -3472,18 +3468,7 @@
           <w:szCs w:val="15"/>
           <w:lang w:val="en-US" w:eastAsia="zh-CN"/>
         </w:rPr>
-        <w:t>一、AI主数据智能治理平台（</w:t>
-      </w:r>
-      <w:r>
-        <w:rPr>
-          <w:rFonts w:hint="eastAsia" w:ascii="微软雅黑" w:hAnsi="微软雅黑" w:eastAsia="微软雅黑" w:cs="微软雅黑"/>
-          <w:b/>
-          <w:bCs w:val="0"/>
-          <w:sz w:val="15"/>
-          <w:szCs w:val="15"/>
-          <w:lang w:val="en-US" w:eastAsia="zh-CN"/>
-        </w:rPr>
-        <w:t>Web端）</w:t>
+        <w:t>一、AI主数据智能治理平台（Web端）</w:t>
       </w:r>
     </w:p>
     <w:p>
@@ -3971,20 +3956,7 @@
           <w:szCs w:val="15"/>
           <w:lang w:val="en-US" w:eastAsia="zh-CN"/>
         </w:rPr>
-        <w:t>五维评分报告（完整性、</w:t>
-      </w:r>
-      <w:bookmarkStart w:id="0" w:name="_GoBack"/>
-      <w:bookmarkEnd w:id="0"/>
-      <w:r>
-        <w:rPr>
-          <w:rFonts w:hint="eastAsia" w:ascii="微软雅黑" w:hAnsi="微软雅黑" w:eastAsia="微软雅黑" w:cs="微软雅黑"/>
-          <w:b w:val="0"/>
-          <w:bCs/>
-          <w:sz w:val="15"/>
-          <w:szCs w:val="15"/>
-          <w:lang w:val="en-US" w:eastAsia="zh-CN"/>
-        </w:rPr>
-        <w:t>准确性、一致性等），引入Isolation Forest异常检测，字段完整率≥85%。</w:t>
+        <w:t>五维评分报告（完整性、准确性、一致性等），引入Isolation Forest异常检测，字段完整率≥85%。</w:t>
       </w:r>
     </w:p>
     <w:p>
@@ -4384,18 +4356,7 @@
           <w:szCs w:val="15"/>
           <w:lang w:val="en-US" w:eastAsia="zh-CN"/>
         </w:rPr>
-        <w:t>4、核心功能：</w:t>
-      </w:r>
-      <w:r>
-        <w:rPr>
-          <w:rFonts w:hint="eastAsia" w:ascii="微软雅黑" w:hAnsi="微软雅黑" w:eastAsia="微软雅黑" w:cs="微软雅黑"/>
-          <w:b/>
-          <w:bCs w:val="0"/>
-          <w:sz w:val="15"/>
-          <w:szCs w:val="15"/>
-          <w:lang w:val="en-US" w:eastAsia="zh-CN"/>
-        </w:rPr>
-        <w:t xml:space="preserve"> ①SOP流程固化：</w:t>
+        <w:t>4、核心功能： ①SOP流程固化：</w:t>
       </w:r>
       <w:r>
         <w:rPr>
